--- a/example_articles/states/Arkansas/2.states_Arkansas_New_York_Times.docx
+++ b/example_articles/states/Arkansas/2.states_Arkansas_New_York_Times.docx
@@ -27,17 +27,17 @@
     </w:p>
     <w:p>
       <w:r>
-        <w:t>Source File: NYT/34.DOCX</w:t>
+        <w:t>Source file: NYT/34.DOCX</w:t>
       </w:r>
     </w:p>
     <w:p>
       <w:r>
-        <w:t>Raw locations result: ['Arkansas']</w:t>
+        <w:t>Raw locations result, 'locations': ['Arkansas']</w:t>
       </w:r>
     </w:p>
     <w:p>
       <w:r>
-        <w:t>states_stand_flat (Standardized): Arkansas</w:t>
+        <w:t>Standardized locations result, 'states_stand_flat': Arkansas</w:t>
       </w:r>
     </w:p>
     <w:p>

--- a/example_articles/states/Arkansas/2.states_Arkansas_New_York_Times.docx
+++ b/example_articles/states/Arkansas/2.states_Arkansas_New_York_Times.docx
@@ -7,7 +7,7 @@
         <w:pStyle w:val="Heading1"/>
       </w:pPr>
       <w:r>
-        <w:t>Hopes Soar as Mexico Turns a Page</w:t>
+        <w:t>A Town Takes a Car Bombing to Heart</w:t>
       </w:r>
     </w:p>
     <w:p>
@@ -17,17 +17,17 @@
     </w:p>
     <w:p>
       <w:r>
-        <w:t>Date: 2000-12-01</w:t>
+        <w:t>Date: 2009-02-07</w:t>
       </w:r>
     </w:p>
     <w:p>
       <w:r>
-        <w:t>Section: Section A; ; Section A; Page 18; Column 4; Foreign Desk ; Column 4;</w:t>
+        <w:t>Section: Section A; Column 0; National Desk; Pg. 13</w:t>
       </w:r>
     </w:p>
     <w:p>
       <w:r>
-        <w:t>Source file: NYT/34.DOCX</w:t>
+        <w:t>Source file: NYT/32.DOCX</w:t>
       </w:r>
     </w:p>
     <w:p>
@@ -49,69 +49,39 @@
     </w:p>
     <w:p>
       <w:r>
-        <w:t>With Vicente Fox Quesada's inauguration as president of Mexico hours away, Ramona Pena, 65 and a grandmother of five, decided to get his attention.</w:t>
+        <w:t>As Chief Robert Paudert listened to the squawks of his police radio on Wednesday morning, a familiar name came across the transmission in an emergency alert: Dr. Trent P. Pierce, his family doctor, had been badly injured in a car bombing.</w:t>
         <w:br/>
-        <w:t>So she hoisted a handmade poster calling the Mexican government a "bunch of rats," and plunged with three gray-haired girlfriends into eight lanes of rush-hour chaos on the capital's biggest boulevard, the Reforma.</w:t>
+        <w:t xml:space="preserve">  The still-unsolved explosion that nearly killed Dr. Pierce, 54, the state medical board chairman, represented one of the largest crimes in the history of this city of 28,000 people. But to Chief Paudert the greater significance was personal.</w:t>
         <w:br/>
-        <w:t>About 400 other government retirees followed, bringing traffic to a honking halt. Men wearing toupees and their best three-piece suits held the older women by the hand. Together they vowed to stay in the streets until the government raised their pensions. The protesters -- former transit police officers, physical education teachers, accountants and secretaries -- all said that after 30 years of working for the government they received less than $150 a month.</w:t>
+        <w:t xml:space="preserve">  ''Dr. Pierce was my physician,'' he said. ''He was the first doctor I saw when I moved here 10 years ago. I saw him for my back pain. When I had a toothache, I thought I needed to see a dentist, but he told me it was a sinus infection. He diagnosed every problem I had to a T.''</w:t>
         <w:br/>
-        <w:t>"After all of our service, they are letting us starve to death," Mrs. Pena shouted. "Not one more car can pass until we get justice." Although the retired secretary growled like a battle-scarred activist, she said later that she had never joined protests before because she never thought the people in power would listen. But she and her friends think they will start listening -- after Mr. Fox is inaugurated on Friday morning.</w:t>
+        <w:t xml:space="preserve">  In the shaky days since the bombing, a portrait of Dr. Pierce has emerged as a pillar of the state medical establishment and a quiet healer in this working-class town across the Mississippi River from Memphis. As chairman of the medical board, he oversaw the licensing of 12,000 physicians, but he also had  a primary-care practice a mile from the site of the bombing.</w:t>
         <w:br/>
-        <w:t>"He has promised change, and to take care of the needs of the poor," Mrs. Pena said. "That is why we voted for him. Now it is his turn to deliver."</w:t>
+        <w:t xml:space="preserve">  The bomb, planted near the front of Dr. Pierce's Lexus sport utility vehicle, detonated as he prepared to leave home for a medical board meeting in Little Rock, Chief Paudert said. The blast buried shrapnel-like debris in the doctor's abdomen and face, leaving him unconscious in a flower bed six feet from the door of his S.U.V.</w:t>
         <w:br/>
-        <w:t>Five months after winning Mexico's cleanest national elections, Mr. Fox, 58, will become the first president in seven decades to rise to power by the will of the people rather than the forces of an entrenched political machine. His victory shattered the 71 years of control by the Institutional Revolutionary Party, or PRI, and it has been celebrated here and abroad as the foundation for the construction of Mexico's first true democracy.</w:t>
+        <w:t xml:space="preserve">  West Memphis has taken the attack,  the first car bombing in Arkansas in 27 years,  as an assault on the entire community.</w:t>
         <w:br/>
-        <w:t>The president-elect, a former Coca-Cola executive from the conservative National Action Party, has promised this country nothing less than a second Mexican revolution, bringing jobs, education, security, honest government and a measure of justice.</w:t>
+        <w:t xml:space="preserve">  ''Whoever did this was trying to kill our doctor,'' said Hollis Gibbs, a retired University of Arkansas employee and longtime patient of Dr. Pierce. ''People are hurting. They're taking it hard that this would happen to our doctor.''</w:t>
         <w:br/>
-        <w:t>Most of all, he has promised them change. If he succeeds, he has said, he will be the greatest president Mexico has ever known, and if he fails, he will be reviled as a traitor and a fraud.</w:t>
+        <w:t xml:space="preserve">  Dr. Pierce remains in critical condition at the Elvis Presley Trauma Center in Memphis, following 15 hours of surgery on Thursday and Friday for burns on 18 percent of his body, two broken bones and damage to both eyes. His left eye is irreparably damaged, but doctors believe they can save his right eye, said Dr. Scott Ferguson, a radiologist and family friend. </w:t>
         <w:br/>
-        <w:t>Millions of people across the country have looked forward with hope and anticipation to Mr. Fox's inauguration, which will be followed by an address to the nation and a rally in the capital's main plaza. Interviews with several dozen people along theReforma, a prestigious thoroughfare that cuts through the heart of Mexico City, offer a glimpse at the nation's exhilaration.</w:t>
+        <w:t xml:space="preserve">  ''He was responsive when the family went to see him,'' Dr. Ferguson said, adding that Dr. Pierce was with his wife and two grown children. ''They asked him to move his fingers, move his toes, had him bend his left knee. He was able to do all that.''</w:t>
         <w:br/>
-        <w:t>In coffee shops and taco stands, office towers, and shopping malls, bookstores and vegetable markets, people from all walks of life and ideologies spoke with pride about their country's peaceful transition of power.</w:t>
+        <w:t xml:space="preserve">  Fragments from the explosive were sent to Atlanta for testing. The police have received dozens of tips through calls and e-mail messages. But law enforcement officials still do not know who would want to harm Dr. Pierce or why.</w:t>
         <w:br/>
-        <w:t>College students swooned over the strapping president-elect, the first single man to be sworn in as head of state. And when pressed to think about Mr. Fox's presidential attributes, the young women said they believed that Mr. Fox, raised on a ranch, would respond to the needs of the poor.</w:t>
+        <w:t xml:space="preserve">  ''We ran down about 100 leads and found nothing,'' Chief Paudert said. ''So we're no closer than we were yesterday. We're at a dead end for now.''</w:t>
         <w:br/>
-        <w:t>At the attorney general's offices, bureaucrats waiting in line for their paychecks said they felt nervous watching their bosses from the PRI pack up their offices to make room for Mr. Fox's new team. And they hoped that they would be able to keep their jobs.</w:t>
+        <w:t xml:space="preserve">  Friends and colleagues described Dr. Pierce as a mild-mannered family man, who enjoys presidential biographies, trout fishing and singing tenor in his Methodist church's rendition of Handel's Messiah. They said he was exceptionally close to his wife, who works in his office as a nurse practitioner.</w:t>
         <w:br/>
-        <w:t>Construction workers talked about wanting better schools for their children and better wages for their work. A bank manager said he hoped for a beginning to the end of official corruption; his colleague just wanted to feel safe enough to walk around his neighborhood at night.</w:t>
+        <w:t xml:space="preserve">  Dr. Pierce  treated 60 to 80 patients every day as a primary-care physician, Dr. Ferguson said. He diagnosed sore throats, salved poison-ivy rashes and treated ulcers. And if he heals, friends said, he will return to the medical profession.</w:t>
         <w:br/>
-        <w:t>Benito Adraca Sanchez, a 46-year-old electrician and father of four who earns a little more than $100 a week, said, "We hope that he is a good president and that he fulfills all the promises he has made, like helping those with the greatest needs, raising salaries and increasing employment for the working class."</w:t>
+        <w:t xml:space="preserve">  On North Avalon Street, the sleepy boulevard where Dr. Pierce lives and where police vehicles now patrol constantly, confusion yielded to conspiracy theories. </w:t>
         <w:br/>
-        <w:t>Still, the excitement about the inauguration has not erased the distrust people feel toward the government after seven decades scarred by crooked politicians, stolen elections, unsolved assassinations and widespread injustice. Some worried that Mr. Fox, a devout Roman Catholic, would give the church too much influence in his government. And there were those who worried that the president-elect's ties to big business would diminish his commitments to small companies.</w:t>
+        <w:t xml:space="preserve">  ''People are talking about terrorism, saying, 'Maybe it was a terrorist,' '' said Harvey Carter, a neighbor. ''I think it was nothing but an evil-minded person.''</w:t>
         <w:br/>
-        <w:t>Martin Sanchez, a 25-year-old farmer from the state of Puebla, attending Mass at the Basilica of Guadalupe, predicted that once Mr. Fox took office, he would probably abandon his promises.</w:t>
+        <w:t xml:space="preserve">  Janine Earney, the executive director of the Crittenden County Arts Council, where the Pierces sponsor a theater production every spring, said the bombing left her stunned.</w:t>
         <w:br/>
-        <w:t>"Politicians always make promises and then when they take office they forget about the people," he said. "I am not very optimistic about what he will be able to accomplish."</w:t>
-        <w:br/>
-        <w:t>Even true believers doubted that Mr. Fox could achieve all that he has pledged. But most said they were simply desperate for change, often in ways that seemed too deep for words.</w:t>
-        <w:br/>
-        <w:t>"I just want to feel proud of my government and my country," said Jose Armando Luce Perez, 46, who works as a manager of an ice cream parlor along a tree-shaded cul-de-sac called Washington Plaza.</w:t>
-        <w:br/>
-        <w:t>In Garabaldi Plaza, among the dozens of mariachi bands roaming in search of patrons, stood Antonio de Montecristo, 58, a singer dressed in silver-studded pants and wide-brimmed sombrero. Like Mr. Fox, he is from the central state of Guanajuato, a place so racked by unemployment that tens of thousands of workers migrate each year to the United States.</w:t>
-        <w:br/>
-        <w:t>"The first thing that Fox must do is to end insecurity and open up opportunities for jobs," he said. "He has to put the country to work."</w:t>
-        <w:br/>
-        <w:t>Farther east on the Reforma, a garbageman, Salvador Nolasco, 55, collected trash around the capital's main plaza, the Zocalo. He spoke out about crooked police officers who press people for bribes, and said corruption infects all of the government, even the sanitation office.</w:t>
-        <w:br/>
-        <w:t>His bosses, he said, often take out a portion of his salary each week. They tell him that the money is used to pay union dues. But Mr. Nolasco believes that is a lie. The amount deducted from his pay varies from week to week, he said, and he has never seen any union benefits.</w:t>
-        <w:br/>
-        <w:t>"Fox said that in 100 days we will see results," Mr. Nolasco said. "I believe him. But if he does not deliver, I will complain because I am tired of politicians deceiving us."</w:t>
-        <w:br/>
-        <w:t>At the chic Santa Fe Shopping Center, past the western end of the Reforma, two Citibank managers said they had seen the president-elect evolve from a folksy, populist campaigner into a more polished statesman.</w:t>
-        <w:br/>
-        <w:t>Flavio Angeles Franco, 34, seemed impressed by Mr. Fox's decision to use headhunters for advice on cabinet appointments.</w:t>
-        <w:br/>
-        <w:t>And Enrique Majos Ramirez, 30, supported the president-elect's decision to fill his cabinet with hard-nosed business leaders.</w:t>
-        <w:br/>
-        <w:t>"You would never have heard of a PRI president bringing someone onto his cabinet who wasn't a career party member," Mr. Angeles Franco said, adding that PRI presidents typically appointed their political buddies. "With Fox, we are going to have a professional government."</w:t>
-        <w:br/>
-        <w:t>Back at the pensioners' protest, the demonstrators decided to call it off after a half-hour in traffic. It did not seem right, they said, that rush-hour drivers were being punished with delays for the government's inaction.</w:t>
-        <w:br/>
-        <w:t>One of the men at the march suggested that they protest outside Mr. Fox's inauguration.</w:t>
-        <w:br/>
-        <w:t>But most people disagreed, saying they did not want to dampen such a momentous national occasion.</w:t>
-        <w:br/>
-        <w:t>"I think we should give Mr. Fox a chance," said Refugio Macias Pinon, 56. "Let's give him time to respond to our demands. And if he does not, we will block as many streets as necessary to make him respond."</w:t>
+        <w:t xml:space="preserve">  ''He is just an absolute prince of a guy,'' Ms. Earney  said. ''This just completely mystifies me how somebody could intentionally try to hurt Trent Pierce.''</w:t>
         <w:br/>
         <w:br/>
         <w:t>http://www.nytimes.com</w:t>
@@ -122,7 +92,7 @@
         <w:br/>
         <w:t xml:space="preserve"> </w:t>
         <w:br/>
-        <w:t>Photos: Benito Adraca Sanchez -- An electrician: "We hope that he is a good president and that he fulfills all the promises he has made, like helping those with the greatest needs, raising salaries and increasing employment for the working class." (Wesley Bocxe for The New York Times); Martin Sanchez -- A farmer from Puebla State: "Politicians always make promises and then when they take office they forget about the people. I am not very optimistic about what he will be able to accomplish."; Antonio de Montecristo -- A mariachi singer: "The first thing that Fox must do is to end insecurity and open up opportunities for jobs. He has to put the country to work."; Salvador Nolasco --A sanitation worker: "Fox said that in 100 days we will see results. I believe him. But if he does not deliver, I will complain because I am tired of politicians deceiving us." (Photographs by Jesus Diaz)</w:t>
+        <w:t>PHOTO: The scene of the car bombing in West Memphis, Ark., on Wednesday.  The police have gotten leads, Chief Robert Paudert said, but he added, ''We're at a dead end for now.'' (PHOTOGRAPH BY MIKE DOUGLAS/WEST MEMPHIS EVENING TIMES, VIA ASSOCIATED PRESS)</w:t>
       </w:r>
     </w:p>
     <w:sectPr>

--- a/example_articles/states/Arkansas/2.states_Arkansas_New_York_Times.docx
+++ b/example_articles/states/Arkansas/2.states_Arkansas_New_York_Times.docx
@@ -7,7 +7,7 @@
         <w:pStyle w:val="Heading1"/>
       </w:pPr>
       <w:r>
-        <w:t>A Town Takes a Car Bombing to Heart</w:t>
+        <w:t>In Arkansas Toxic Waste Cleanup, Highlights of New Environmental Debate</w:t>
       </w:r>
     </w:p>
     <w:p>
@@ -17,17 +17,17 @@
     </w:p>
     <w:p>
       <w:r>
-        <w:t>Date: 2009-02-07</w:t>
+        <w:t>Date: 1992-11-02</w:t>
       </w:r>
     </w:p>
     <w:p>
       <w:r>
-        <w:t>Section: Section A; Column 0; National Desk; Pg. 13</w:t>
+        <w:t>Section: Section B;; Section B; Page 11; Column 1; National Desk; Column 1;; News Analysis</w:t>
       </w:r>
     </w:p>
     <w:p>
       <w:r>
-        <w:t>Source file: NYT/32.DOCX</w:t>
+        <w:t>Source file: NYT/48.DOCX</w:t>
       </w:r>
     </w:p>
     <w:p>
@@ -49,50 +49,57 @@
     </w:p>
     <w:p>
       <w:r>
-        <w:t>As Chief Robert Paudert listened to the squawks of his police radio on Wednesday morning, a familiar name came across the transmission in an emergency alert: Dr. Trent P. Pierce, his family doctor, had been badly injured in a car bombing.</w:t>
+        <w:t>A fence and barbed wire are all that separate this working-class city from the rusted tanks and tons of toxic wastes at the abandoned Vertac Chemical Company pesticide plant.</w:t>
         <w:br/>
-        <w:t xml:space="preserve">  The still-unsolved explosion that nearly killed Dr. Pierce, 54, the state medical board chairman, represented one of the largest crimes in the history of this city of 28,000 people. But to Chief Paudert the greater significance was personal.</w:t>
+        <w:t>For more than 30 years, Vertac's operators scattered thousands of steel barrels on the 93 acres surrounding the plant, each barrel filled with the byproducts of a panoply of agricultural poisons now outlawed as unsafe: the insect killers DDT, aldrin, dieldrin and toxaphene and the defoliants silvex, 2,4,5-T and Agent Orange.</w:t>
         <w:br/>
-        <w:t xml:space="preserve">  ''Dr. Pierce was my physician,'' he said. ''He was the first doctor I saw when I moved here 10 years ago. I saw him for my back pain. When I had a toothache, I thought I needed to see a dentist, but he told me it was a sinus infection. He diagnosed every problem I had to a T.''</w:t>
+        <w:t>After preliminary testing at the site found evidence of a poison considered even more dangerous -- dioxin -- Federal and state investigators went to Jacksonville in 1979 and found extensive dioxin contamination, not only at the plant, but also in water and soil several hundred yards away.</w:t>
         <w:br/>
-        <w:t xml:space="preserve">  In the shaky days since the bombing, a portrait of Dr. Pierce has emerged as a pillar of the state medical establishment and a quiet healer in this working-class town across the Mississippi River from Memphis. As chairman of the medical board, he oversaw the licensing of 12,000 physicians, but he also had  a primary-care practice a mile from the site of the bombing.</w:t>
+        <w:t>Vertac has since gone out of business, but its wastes and what to do about them have dominated civic debate here and consumed Gov. Bill Clinton and his aides in Little Rock, 15 miles to the southwest. And what has become clear from all the discussion is this: some environmental groups now say that some techniques used in toxic waste cleanups may be as damaging to the public health -- or perhaps more so -- than simply storing the wastes.</w:t>
         <w:br/>
-        <w:t xml:space="preserve">  The bomb, planted near the front of Dr. Pierce's Lexus sport utility vehicle, detonated as he prepared to leave home for a medical board meeting in Little Rock, Chief Paudert said. The blast buried shrapnel-like debris in the doctor's abdomen and face, leaving him unconscious in a flower bed six feet from the door of his S.U.V.</w:t>
+        <w:t>Mr. Clinton, who has overseen the investigation and cleanup at Vertac for most of the last 13 years, gave final approval on Tuesday to a plan to burn the chemical wastes in an incinerator in what would be the largest cleanup ever undertaken in the United States.  But two days later, even as the burning began, a Federal district judge in nearby Batesville took control of the program and ordered the incineration temporarily stopped on Nov. 10 to give scientists time to review the results of safety tests.</w:t>
         <w:br/>
-        <w:t xml:space="preserve">  West Memphis has taken the attack,  the first car bombing in Arkansas in 27 years,  as an assault on the entire community.</w:t>
-        <w:br/>
-        <w:t xml:space="preserve">  ''Whoever did this was trying to kill our doctor,'' said Hollis Gibbs, a retired University of Arkansas employee and longtime patient of Dr. Pierce. ''People are hurting. They're taking it hard that this would happen to our doctor.''</w:t>
-        <w:br/>
-        <w:t xml:space="preserve">  Dr. Pierce remains in critical condition at the Elvis Presley Trauma Center in Memphis, following 15 hours of surgery on Thursday and Friday for burns on 18 percent of his body, two broken bones and damage to both eyes. His left eye is irreparably damaged, but doctors believe they can save his right eye, said Dr. Scott Ferguson, a radiologist and family friend. </w:t>
-        <w:br/>
-        <w:t xml:space="preserve">  ''He was responsive when the family went to see him,'' Dr. Ferguson said, adding that Dr. Pierce was with his wife and two grown children. ''They asked him to move his fingers, move his toes, had him bend his left knee. He was able to do all that.''</w:t>
-        <w:br/>
-        <w:t xml:space="preserve">  Fragments from the explosive were sent to Atlanta for testing. The police have received dozens of tips through calls and e-mail messages. But law enforcement officials still do not know who would want to harm Dr. Pierce or why.</w:t>
-        <w:br/>
-        <w:t xml:space="preserve">  ''We ran down about 100 leads and found nothing,'' Chief Paudert said. ''So we're no closer than we were yesterday. We're at a dead end for now.''</w:t>
-        <w:br/>
-        <w:t xml:space="preserve">  Friends and colleagues described Dr. Pierce as a mild-mannered family man, who enjoys presidential biographies, trout fishing and singing tenor in his Methodist church's rendition of Handel's Messiah. They said he was exceptionally close to his wife, who works in his office as a nurse practitioner.</w:t>
-        <w:br/>
-        <w:t xml:space="preserve">  Dr. Pierce  treated 60 to 80 patients every day as a primary-care physician, Dr. Ferguson said. He diagnosed sore throats, salved poison-ivy rashes and treated ulcers. And if he heals, friends said, he will return to the medical profession.</w:t>
-        <w:br/>
-        <w:t xml:space="preserve">  On North Avalon Street, the sleepy boulevard where Dr. Pierce lives and where police vehicles now patrol constantly, confusion yielded to conspiracy theories. </w:t>
-        <w:br/>
-        <w:t xml:space="preserve">  ''People are talking about terrorism, saying, 'Maybe it was a terrorist,' '' said Harvey Carter, a neighbor. ''I think it was nothing but an evil-minded person.''</w:t>
-        <w:br/>
-        <w:t xml:space="preserve">  Janine Earney, the executive director of the Crittenden County Arts Council, where the Pierces sponsor a theater production every spring, said the bombing left her stunned.</w:t>
-        <w:br/>
-        <w:t xml:space="preserve">  ''He is just an absolute prince of a guy,'' Ms. Earney  said. ''This just completely mystifies me how somebody could intentionally try to hurt Trent Pierce.''</w:t>
-        <w:br/>
-        <w:br/>
-        <w:t>http://www.nytimes.com</w:t>
-        <w:br/>
-        <w:br/>
-        <w:t>Graphic</w:t>
-        <w:br/>
+        <w:t>If the Vertac project resumes, some two million pounds of wastes from the manufacture of Agent Orange, containing 50 to 100 pounds of dioxin, will be burned by January. Critics say the project could cause a public health disaster here, while supporters defend Mr. Clinton's decision, saying it would permanently rid Jacksonville of Vertac's poisons.</w:t>
         <w:br/>
         <w:t xml:space="preserve"> </w:t>
         <w:br/>
-        <w:t>PHOTO: The scene of the car bombing in West Memphis, Ark., on Wednesday.  The police have gotten leads, Chief Robert Paudert said, but he added, ''We're at a dead end for now.'' (PHOTOGRAPH BY MIKE DOUGLAS/WEST MEMPHIS EVENING TIMES, VIA ASSOCIATED PRESS)</w:t>
+        <w:t>Is the Cure Worse?</w:t>
+        <w:br/>
+        <w:t xml:space="preserve"> The dispute here offers a lesson in one of the troubling inconsistencies of the modern environmental movement. More than a decade ago, after the discovery of toxic waste pollution in the Love Canal neighborhood near Niagara Falls, N.Y., environmental groups warned of thousands of abandoned toxic waste sites around the country. Congress responded by passing new laws to control hazardous wastes.</w:t>
+        <w:br/>
+        <w:t>Now, many of these same groups are battling just as hard to slow or halt the cleanups. Among the national environmental groups that have helped opponents here are Greenpeace and the National Toxics Campaign, a Boston group.</w:t>
+        <w:br/>
+        <w:t>Unfavorable publicity about the Vertac project contributed to Mr. Clinton's reputation as a leader with a less than sterling environmental record, his aides said. "He's been beaten up pretty bad over this," said Kenneth L. Smith, Mr. Clinton's top environmental adviser.</w:t>
+        <w:br/>
+        <w:t>Because of the extent of the contamination at the plant and its location so close to Jacksonville's center, the Environmental Protection Agency regards the Vertac site as among the most dangerous toxic waste sites in the country. Along with the 2,700 barrels of wastes contaminated with dioxin, tens of thousands more barrels remain to be dug up and disposed. Cleanup work has already cost $24 million and could continue here for another decade at a total cost of $200 million, according to the latest estimate.</w:t>
+        <w:br/>
+        <w:t xml:space="preserve"> </w:t>
+        <w:br/>
+        <w:t>Arguing for Rule Changes</w:t>
+        <w:br/>
+        <w:t xml:space="preserve"> The Vertac project has become typical of toxic waste cleanups around the country in which the costs escalate amid interminable delays caused by Federal rules aimed at gaining public trust. Mr. Smith said the Governor believed that unless changes were made in the rules and the public began to accept some degree of risk, either fewer toxic-waste cleanup projects could proceed or ever larger sums of taxpayer money would be siphoned from the Government's budget for all environmental programs.</w:t>
+        <w:br/>
+        <w:t>More than $11 billion in Federal funds are now spent annually to restore lands spoiled by chemical and radioactive wastes. According to Federal budget documents, the program is by far the fastest growing segment of the nation's environmental budget.</w:t>
+        <w:br/>
+        <w:t>Officials in the Environmental Protection Agency, the Energy Department, the Defense Department and the Nuclear Regulatory Commission agree that the Government lacks enough money to conduct the thousands of cleanups now scheduled without altering Federal rules and changing public expectations.</w:t>
+        <w:br/>
+        <w:t>In Jacksonville, the principal source of public concern has been the existence of dioxin, a chemical byproduct of heating chlorine-based chemicals. The hazards of dioxin are now a matter of considerable scientific dispute and are under evaluation by the E.P.A.</w:t>
+        <w:br/>
+        <w:t xml:space="preserve"> </w:t>
+        <w:br/>
+        <w:t>A Measure of Hyperbole</w:t>
+        <w:br/>
+        <w:t xml:space="preserve"> But opponents of the incineration project here, who have done excellent investigative work tracking the state's progress, have used a healthy measure of hyperbole to raise questions about how the burning of the Vertac wastes will affect residents. They assert that immune system disorders, sudden infant deaths, birth defects, breast cancer and other illnesses will result if the dioxin-contaminated wastes are burned here.</w:t>
+        <w:br/>
+        <w:t>One resident, Sharon Golgan, described her work leading the opposition in an interview this week. "We are out to stop this project any way we can," she said. "We've found them lying to us about how good this incinerator is in destroying dioxin. And we've seen enough sickness in this community to make us worried about what they are doing to us."</w:t>
+        <w:br/>
+        <w:t>To counter such criticism, Mr. Smith said, Governor Clinton has periodically visited Jacksonville and ordered his health department to review accusations that the wastes are causing illnesses. In 1985, after a Jacksonville family said poisons from the plant might have killed their infant son and caused an older child to develop seizures, Mr. Clinton asked the state health department and the Federal Centers for Disease Control in Atlanta to investigate. Both, said Thomas McChesney, the state epidemiologist, found nothing.</w:t>
+        <w:br/>
+        <w:t>In 1986, state health authorities collected urine samples from 100 children in Jacksonville and 100 samples from children in Conway, Ark., which does not have a chemical plant. The study found that children in both communities had similar levels of chlorine-based compounds in their urine. All of the pesticides made at Vertac were derived from chlorinated chemicals.</w:t>
+        <w:br/>
+        <w:t>In 1990, Governor Clinton gained Federal support for a new round of health studies in Jacksonville, the first phase of which has been completed but not yet released to the public. Ms. Golgan and other residents say the public disclosure of the results is being delayed until after the election because of the damaging information they say the study may contain. Mr. McChesney and other state officials denied that, saying that the study is being reviewed by other scientists, a normal procedure.</w:t>
+        <w:br/>
+        <w:t>"The Governor always kept the goal in mind of doing something to eliminate the threat out there," Mr. Smith said. "He kept at it because he always felt that leaving the wastes just sitting there was the worst thing that could happen."</w:t>
       </w:r>
     </w:p>
     <w:sectPr>

--- a/example_articles/states/Arkansas/2.states_Arkansas_New_York_Times.docx
+++ b/example_articles/states/Arkansas/2.states_Arkansas_New_York_Times.docx
@@ -7,7 +7,7 @@
         <w:pStyle w:val="Heading1"/>
       </w:pPr>
       <w:r>
-        <w:t>In Arkansas Toxic Waste Cleanup, Highlights of New Environmental Debate</w:t>
+        <w:t>Green-Light Specials, Now at Wal-Mart</w:t>
       </w:r>
     </w:p>
     <w:p>
@@ -17,17 +17,17 @@
     </w:p>
     <w:p>
       <w:r>
-        <w:t>Date: 1992-11-02</w:t>
+        <w:t>Date: 2009-01-25</w:t>
       </w:r>
     </w:p>
     <w:p>
       <w:r>
-        <w:t>Section: Section B;; Section B; Page 11; Column 1; National Desk; Column 1;; News Analysis</w:t>
+        <w:t>Section: Section BU; Column 0; Money and Business/Financial Desk; Pg. 1</w:t>
       </w:r>
     </w:p>
     <w:p>
       <w:r>
-        <w:t>Source file: NYT/48.DOCX</w:t>
+        <w:t>Source file: NYT/50.DOCX</w:t>
       </w:r>
     </w:p>
     <w:p>
@@ -49,57 +49,124 @@
     </w:p>
     <w:p>
       <w:r>
-        <w:t>A fence and barbed wire are all that separate this working-class city from the rusted tanks and tons of toxic wastes at the abandoned Vertac Chemical Company pesticide plant.</w:t>
+        <w:t>IT was billed the Choice Meeting: a secret two-day conference in Arkansas in 2005 pairing Wal-Mart Stores, a symbol of scorched-earth global capitalism, with some of the nation's most influential environmentalists. And it began with a zinger.</w:t>
         <w:br/>
-        <w:t>For more than 30 years, Vertac's operators scattered thousands of steel barrels on the 93 acres surrounding the plant, each barrel filled with the byproducts of a panoply of agricultural poisons now outlawed as unsafe: the insect killers DDT, aldrin, dieldrin and toxaphene and the defoliants silvex, 2,4,5-T and Agent Orange.</w:t>
+        <w:t>''Tell me why I should care about an endangered mouse in Arizona?'' asked H. Lee Scott Jr., the retail giant's chief executive, only partly in jest.</w:t>
         <w:br/>
-        <w:t>After preliminary testing at the site found evidence of a poison considered even more dangerous -- dioxin -- Federal and state investigators went to Jacksonville in 1979 and found extensive dioxin contamination, not only at the plant, but also in water and soil several hundred yards away.</w:t>
+        <w:t>At the time, Wal-Mart was the target of a well-orchestrated assault focusing on its labor practices and environmental record. It was also straining to keep its legendary growth on track. Mr. Scott, hungry for ways to protect and transform his company, began to see environmental sustainability as a way to achieve two goals: improve Wal-Mart's bottom line and its reputation.</w:t>
         <w:br/>
-        <w:t>Vertac has since gone out of business, but its wastes and what to do about them have dominated civic debate here and consumed Gov. Bill Clinton and his aides in Little Rock, 15 miles to the southwest. And what has become clear from all the discussion is this: some environmental groups now say that some techniques used in toxic waste cleanups may be as damaging to the public health -- or perhaps more so -- than simply storing the wastes.</w:t>
+        <w:t>So he presented his colleagues with a radical option -- the ''choice'' that gave the meeting its name -- encouraging them to adopt a sustainability program to remake the entire company, from the materials used to build stores to the light bulbs stocked on its shelves. Although participants were conflicted, a vote on the initiative was unanimous: Wal-Mart, the world's largest retailer and biggest buyer of manufactured goods, would go green.</w:t>
         <w:br/>
-        <w:t>Mr. Clinton, who has overseen the investigation and cleanup at Vertac for most of the last 13 years, gave final approval on Tuesday to a plan to burn the chemical wastes in an incinerator in what would be the largest cleanup ever undertaken in the United States.  But two days later, even as the burning began, a Federal district judge in nearby Batesville took control of the program and ordered the incineration temporarily stopped on Nov. 10 to give scientists time to review the results of safety tests.</w:t>
+        <w:t>By virtue of its herculean size, Wal-Mart eventually dragged much of corporate America along with it, leading mighty suppliers like General Electric and Procter &amp; Gamble to transform their own business practices.</w:t>
         <w:br/>
-        <w:t>If the Vertac project resumes, some two million pounds of wastes from the manufacture of Agent Orange, containing 50 to 100 pounds of dioxin, will be burned by January. Critics say the project could cause a public health disaster here, while supporters defend Mr. Clinton's decision, saying it would permanently rid Jacksonville of Vertac's poisons.</w:t>
+        <w:t>Under Mr. Scott, who is retiring this month at the age of 59, the company that democratized consumption in the United States -- enabling working-class families to buy former luxuries like inexpensive flat-screen televisions, down comforters and porterhouse steaks -- has begun to democratize environmental sustainability.</w:t>
+        <w:br/>
+        <w:t>For decades, many consumers felt that going green was a luxury, too, reserved primarily for those with enough money -- and time on their hands -- to buy groceries at natural food stores and organic clothing from specialty retailers.</w:t>
+        <w:br/>
+        <w:t>Today, the roughly 200 million customers who pass through Wal-Mart's doors each year buy fluorescent light bulbs that use up to 75 percent less electricity than incandescent bulbs, concentrated laundry detergent that uses 50 percent less water and prescription drugs that contain 50 percent less packaging.</w:t>
+        <w:br/>
+        <w:t>''If all this sustainability stuff is just for the well-to-do, it's not going to make a difference,'' said Jib Ellison, the founder of Blu Skye, a sustainability consultant who has worked with Wal-Mart.</w:t>
+        <w:br/>
+        <w:t>As the saying goes, Wal-Mart has also done well by doing good. Along with the McDonald's Corporation, it was one of only two companies in the Dow Jones industrial average whose share price rose last year.</w:t>
+        <w:br/>
+        <w:t>When Wal-Mart first embraced green initiatives, its fortunes were sagging. After blanketing the country with its giant, all-in-one stores, it began cannibalizing its own sales. Older stores looked tattered and tired, and Wal-Mart's flirtation with higher-end merchandise, like skinny jeans with fur trim, alienated low-income shoppers who preferred unadorned basics.</w:t>
+        <w:br/>
+        <w:t>By renovating thousands of its stores, ratcheting down the pace of its breakneck expansion and all but abandoning its upscale ambitions, it turned around its lagging sales. But its deft financial rejiggering still didn't burnish its reputation, which had become a business problem, too.</w:t>
+        <w:br/>
+        <w:t>A confidential 2004 report, prepared by McKinsey &amp; Company for Wal-Mart, found that 2 percent to 8 percent of Wal-Mart consumers surveyed had ceased shopping at the chain because of ''negative press they have heard.'' Wal-Mart executives and Wall Street analysts began referring to the problem as ''headline risk.''</w:t>
+        <w:br/>
+        <w:t>So the company, known for bitterly rebutting critics or simply ignoring them, began working closely with activists to improve its labor, health care and environmental records.</w:t>
+        <w:br/>
+        <w:t>It is hard to measure the financial return of a good image. But no one at Wal-Mart talks about headline risk anymore because the headlines have become largely positive.</w:t>
+        <w:br/>
+        <w:t>Profits climbed to $12.7 billion in the 2008 fiscal year, from $11.2 billion in the 2006 fiscal year, while sales jumped to $375 billion, from $312.4 billion, during the same period. The percentage of employees on Wal-Mart's health insurance plan rose to 50.2 percent, from 44 percent.</w:t>
+        <w:br/>
+        <w:t>And since the Choice Meeting, sustainability efforts have saved Wal-Mart hundreds of millions of dollars, according to people familiar with the company's environmental initiatives. Wal-Mart declined to provide exact figures about its savings.</w:t>
+        <w:br/>
+        <w:t>''It wasn't a matter of telling our story better,'' said Mr. Scott said in recent interview. ''We had to create a better story.''</w:t>
+        <w:br/>
+        <w:t>WAL-MART, of course, didn't change overnight. It was pushed -- or, more accurately, shoved -- into wrenching reforms.</w:t>
+        <w:br/>
+        <w:t>When Mr. Scott became chief executive in 2000, the company was a Wall Street darling. With nearly 4,000 stores and more than a million employees, it had edged out Goliaths like Sears and Kmart. But its size and success invited scrutiny. In 2005, two union-backed groups, Wal-Mart Watch and Wake Up Wal-Mart, set up shop in Washington and started a public relations assault against the company.</w:t>
+        <w:br/>
+        <w:t>At one point, Wal-Mart Watch set up an automated phone system to recruit whistle-blowers to share secrets about the retailer.</w:t>
+        <w:br/>
+        <w:t>In 2005, Wal-Mart Watch obtained an internal memorandum showing that 46 percent of Wal-Mart workers' children were uninsured or on Medicaid. The memo proposed further ways to cut employees' health and retiree benefits -- at a time when the company was ringing up annual earnings of more than $11 billion.</w:t>
+        <w:br/>
+        <w:t>Meanwhile, environmental groups accused Wal-Mart of being a polluter. Mr. Scott and his team hunkered down, hurling back a litany of statistics and facts in Wal-Mart's defense.</w:t>
+        <w:br/>
+        <w:t>As the company's reputation unwound, so did its business. Its stock price fell roughly 20 percent between 2000 and 2005, a drop that executives and analysts attributed, in part, to investors' anxieties about Wal-Mart's image. Sales growth lagged behind that of its chief rival, Target, and Wal-Mart faced growing resistance to its expansion.</w:t>
+        <w:br/>
+        <w:t>Inside Wal-Mart headquarters, in Bentonville, Ark., rumors swirled about Mr. Scott's future, and board members became restless. In the end, directors stood by Mr. Scott, but told him he had to overhaul Wal-Mart's image.</w:t>
+        <w:br/>
+        <w:t>''What I would tell Lee is that there was a great deal of misunderstanding about the company and that we had to address it head on,'' said Jose H. Villarreal, a director from 1998 to 2006 and a partner in the law firm Akin Gump Strauss Hauer &amp; Feld.</w:t>
+        <w:br/>
+        <w:t>MR. SCOTT -- the son of a gas-station owner -- joined Wal-Mart's trucking department in 1979 and rose to the C.E.O. post in 2000. He acknowledged in an interview that while he was running Wal-Mart, his board ''sensitized'' him to critics.</w:t>
+        <w:br/>
+        <w:t>He began meeting with minority groups, politicians and environmentalists. Some meetings were awkward; others were punctuated by tirades. But as it turned out, most critics did not want Wal-Mart to disappear. They wanted it to be better.</w:t>
+        <w:br/>
+        <w:t>Mr. Scott used some of his opponents' ideas to make that happen, believing that sustainability could become an advantage -- saving the company money, reinvigorating its culture, allowing it to sell better merchandise and attracting and retaining talent.</w:t>
+        <w:br/>
+        <w:t>Engaging outside consultants and critics to help with that transformation was a huge change for the retailer, which prized its independence. To outsiders, it was a sign that Wal-Mart was adopting a new attitude.</w:t>
+        <w:br/>
+        <w:t>''There was a time where people in business believed all they had to do was run their business,'' said David D. Glass, Mr. Scott's predecessor as C.E.O. ''But it doesn't work that way anymore. There is an accountability that goes way beyond that.''</w:t>
+        <w:br/>
+        <w:t>After the Choice Meeting, Mr. Scott went through a kind of Outward Bound phase, known within Wal-Mart as ''Eat What You Cook'' -- a mantra that encourages executives to experience firsthand the impact of their decisions.</w:t>
+        <w:br/>
+        <w:t>For Mr. Scott, that meant driving to a New Hampshire mountaintop to discuss climate change with scientists. He slept on a bunk bed in submarine-size quarters with visitors including Steven Hamburg, then an environmental studies professor at Brown University and author of a 1994 report criticizing Wal-Mart's environmental efforts.</w:t>
+        <w:br/>
+        <w:t>Mr. Hamburg, now chief scientist for the Environmental Defense Fund, told Mr. Scott that Wal-Mart's earlier green initiatives were just window dressing. ''So he challenged me back and said, 'Well, we've taken another run at this and we'd love to have your input,' '' Mr. Hamburg recalls.</w:t>
+        <w:br/>
+        <w:t>Shortly after that conversation, Mr. Scott told the world that Wal-Mart was embracing sustainability. He laid out ambitious, possibly unattainable, long-term goals for the company: running its operations solely on renewable energy, creating zero waste and selling products that sustain the earth's resources and environment.</w:t>
+        <w:br/>
+        <w:t>Wal-Mart's suppliers had little choice but to follow its lead.</w:t>
+        <w:br/>
+        <w:t>In came the fluorescent bulbs. In 2007 alone, Wal-Mart sold more than 100 million of them. For a manufacturer, selling a bulb that lasts longer means fewer sold. But it would hurt to lose Wal-Mart as a customer. So G.E. and others ramped up production of fluorescent bulbs.</w:t>
+        <w:br/>
+        <w:t>By selling only concentrated liquid laundry detergent, an effort it began last year, Wal-Mart says, its customers will save more than 400 million gallons of water, 95 million pounds of plastic resin, 125 million pounds of cardboard and 520,000 gallons of diesel fuel over three years.</w:t>
+        <w:br/>
+        <w:t>''Lee pushed me,'' said A. G. Lafley, chief executive of Procter &amp; Gamble, and ''we totally, totally changed the way we manufacture liquid laundry detergents in the U.S. and, now, around the world.''</w:t>
+        <w:br/>
+        <w:t>Wal-Mart says it now saves itself $3.5 million a year just by recycling loose plastic and selling it to processors. After changing the design of its trucks and how efficiently it loads them, its fleet had a 25 percent improvement in fuel efficiency. Amory B. Lovins, a MacArthur fellow and chairman and chief scientist of the Rocky Mountain Institute, a nonprofit research organization, said Wal-Mart would save nearly $500 million a year in fuel costs by 2020.</w:t>
+        <w:br/>
+        <w:t>While environmentalists give Wal-Mart kudos for the changes it has made, they say that much of what it has achieved so far amounts to collecting low-hanging fruit. The company sells tens of thousands of products, and has demanded the overhaul of only a handful, they say. ''The jury's out in the long term,'' Mr. Hamburg says.</w:t>
+        <w:br/>
+        <w:t>Wal-Mart has revised health care plans and labor practices in recent years, also important facets of its makeover.</w:t>
+        <w:br/>
+        <w:t>In the last few years, it has helped its employees get access to lower-cost prescription drugs and taken steps to prevent labor abuses. For years, some store managers forced employees to work without pay, after clocking out, according to scores of lawsuits. To prevent this, Wal-Mart has programmed cash registers to shut down after an employee has exceeded a certain number of hours. It has also told managers to make sure that employees take lunch and rest breaks.</w:t>
+        <w:br/>
+        <w:t>Last month, Wal-Mart settled dozens of lawsuits contending that it forced employees to work off the clock. The settlement will cost Wal-Mart at least $352 million, possibly far more, according to the company.</w:t>
+        <w:br/>
+        <w:t>Still, many activists, especially in the labor world, remain deeply dissatisfied.</w:t>
+        <w:br/>
+        <w:t>A major class-action sexual discrimination lawsuit is pending against the company. And labor leaders argue that Wal-Mart has simply found new ways to fatten its profits without tangibly improving the lives of its employees. It pays its workers, on average, less than $20,000 a year, and many of them pay thousands of dollars a year in medical bills.</w:t>
+        <w:br/>
+        <w:t>''He had the chance to be the Henry Ford of his generation, especially in the last few years, as the stock price soared,'' said Andy Stern, president of the Service Employees International Union, of Mr. Scott. ''He could have found a way to share the wealth. Instead, he became the epitome of the greed that has brought our economy to where it is today.''</w:t>
+        <w:br/>
+        <w:t>Mr. Scott declined to comment. But Wal-Mart says that its average wage, $10.83 an hour for full-time workers, are competitive in the retailing industry, and that its health plans are accessible to a wider range of workers than those of some of its rivals.</w:t>
+        <w:br/>
+        <w:t>Wal-Mart will need to keep building on its recent successes. While most retail chains have had double-digit declines during the current economic turndown, Wal-Mart had a 1.7 percent sales increase in December at stores open at least a year.</w:t>
+        <w:br/>
+        <w:t>Yet that number was lower than analysts' expectations, leading some to predict more trouble ahead for Wal-Mart and the rest of the retail industry.</w:t>
+        <w:br/>
+        <w:t>Come February, it will be the job of Michael T. Duke, 58, who has led Wal-Mart's international operations since 2005, to steer the company through the downturn.</w:t>
+        <w:br/>
+        <w:t>As for Mr. Scott, he will serve as chairman of the executive committee of Wal-Mart's board until 2011. And he intends to increase the retailer's lobbying muscle in Washington, especially regarding health care, energy and sustainability.</w:t>
+        <w:br/>
+        <w:t>''As businesses, we have a responsibility to society,'' he said this month, speaking to members of the National Retail Federation in his last public speech as Wal-Mart chief. ''Let me be clear about this point. There is no conflict between delivering value to shareholders, and helping solve bigger societal problems.''</w:t>
+        <w:br/>
+        <w:br/>
+        <w:t>http://www.nytimes.com</w:t>
+        <w:br/>
+        <w:br/>
+        <w:t>Graphic</w:t>
+        <w:br/>
         <w:br/>
         <w:t xml:space="preserve"> </w:t>
         <w:br/>
-        <w:t>Is the Cure Worse?</w:t>
+        <w:t>PHOTOS: Wal-Mart sells only concentrated liquid laundry detergent, to cut the packaging and water used.(PHOTOGRAPH BY WAL-MART STORES)</w:t>
         <w:br/>
-        <w:t xml:space="preserve"> The dispute here offers a lesson in one of the troubling inconsistencies of the modern environmental movement. More than a decade ago, after the discovery of toxic waste pollution in the Love Canal neighborhood near Niagara Falls, N.Y., environmental groups warned of thousands of abandoned toxic waste sites around the country. Congress responded by passing new laws to control hazardous wastes.</w:t>
-        <w:br/>
-        <w:t>Now, many of these same groups are battling just as hard to slow or halt the cleanups. Among the national environmental groups that have helped opponents here are Greenpeace and the National Toxics Campaign, a Boston group.</w:t>
-        <w:br/>
-        <w:t>Unfavorable publicity about the Vertac project contributed to Mr. Clinton's reputation as a leader with a less than sterling environmental record, his aides said. "He's been beaten up pretty bad over this," said Kenneth L. Smith, Mr. Clinton's top environmental adviser.</w:t>
-        <w:br/>
-        <w:t>Because of the extent of the contamination at the plant and its location so close to Jacksonville's center, the Environmental Protection Agency regards the Vertac site as among the most dangerous toxic waste sites in the country. Along with the 2,700 barrels of wastes contaminated with dioxin, tens of thousands more barrels remain to be dug up and disposed. Cleanup work has already cost $24 million and could continue here for another decade at a total cost of $200 million, according to the latest estimate.</w:t>
-        <w:br/>
-        <w:t xml:space="preserve"> </w:t>
-        <w:br/>
-        <w:t>Arguing for Rule Changes</w:t>
-        <w:br/>
-        <w:t xml:space="preserve"> The Vertac project has become typical of toxic waste cleanups around the country in which the costs escalate amid interminable delays caused by Federal rules aimed at gaining public trust. Mr. Smith said the Governor believed that unless changes were made in the rules and the public began to accept some degree of risk, either fewer toxic-waste cleanup projects could proceed or ever larger sums of taxpayer money would be siphoned from the Government's budget for all environmental programs.</w:t>
-        <w:br/>
-        <w:t>More than $11 billion in Federal funds are now spent annually to restore lands spoiled by chemical and radioactive wastes. According to Federal budget documents, the program is by far the fastest growing segment of the nation's environmental budget.</w:t>
-        <w:br/>
-        <w:t>Officials in the Environmental Protection Agency, the Energy Department, the Defense Department and the Nuclear Regulatory Commission agree that the Government lacks enough money to conduct the thousands of cleanups now scheduled without altering Federal rules and changing public expectations.</w:t>
-        <w:br/>
-        <w:t>In Jacksonville, the principal source of public concern has been the existence of dioxin, a chemical byproduct of heating chlorine-based chemicals. The hazards of dioxin are now a matter of considerable scientific dispute and are under evaluation by the E.P.A.</w:t>
-        <w:br/>
-        <w:t xml:space="preserve"> </w:t>
-        <w:br/>
-        <w:t>A Measure of Hyperbole</w:t>
-        <w:br/>
-        <w:t xml:space="preserve"> But opponents of the incineration project here, who have done excellent investigative work tracking the state's progress, have used a healthy measure of hyperbole to raise questions about how the burning of the Vertac wastes will affect residents. They assert that immune system disorders, sudden infant deaths, birth defects, breast cancer and other illnesses will result if the dioxin-contaminated wastes are burned here.</w:t>
-        <w:br/>
-        <w:t>One resident, Sharon Golgan, described her work leading the opposition in an interview this week. "We are out to stop this project any way we can," she said. "We've found them lying to us about how good this incinerator is in destroying dioxin. And we've seen enough sickness in this community to make us worried about what they are doing to us."</w:t>
-        <w:br/>
-        <w:t>To counter such criticism, Mr. Smith said, Governor Clinton has periodically visited Jacksonville and ordered his health department to review accusations that the wastes are causing illnesses. In 1985, after a Jacksonville family said poisons from the plant might have killed their infant son and caused an older child to develop seizures, Mr. Clinton asked the state health department and the Federal Centers for Disease Control in Atlanta to investigate. Both, said Thomas McChesney, the state epidemiologist, found nothing.</w:t>
-        <w:br/>
-        <w:t>In 1986, state health authorities collected urine samples from 100 children in Jacksonville and 100 samples from children in Conway, Ark., which does not have a chemical plant. The study found that children in both communities had similar levels of chlorine-based compounds in their urine. All of the pesticides made at Vertac were derived from chlorinated chemicals.</w:t>
-        <w:br/>
-        <w:t>In 1990, Governor Clinton gained Federal support for a new round of health studies in Jacksonville, the first phase of which has been completed but not yet released to the public. Ms. Golgan and other residents say the public disclosure of the results is being delayed until after the election because of the damaging information they say the study may contain. Mr. McChesney and other state officials denied that, saying that the study is being reviewed by other scientists, a normal procedure.</w:t>
-        <w:br/>
-        <w:t>"The Governor always kept the goal in mind of doing something to eliminate the threat out there," Mr. Smith said. "He kept at it because he always felt that leaving the wastes just sitting there was the worst thing that could happen."</w:t>
+        <w:t xml:space="preserve"> ''It wasn't a matter of telling our story better,'' said H. Lee Scott Jr., the chief of Wal-Mart. ''We had to create a better story.''(PHOTOGRAPH BY MICHAEL TEMCHINE FOR THE NEW YORK TIMES)(pg. BU5)  GRAPHIC: Lights On: Cumulative sales of compact fluorescent light bulbs at Wal-Mart. (Source: Wal-Mart)(pg. BU5)</w:t>
       </w:r>
     </w:p>
     <w:sectPr>
